--- a/examples/technical-report/example.docx
+++ b/examples/technical-report/example.docx
@@ -72,7 +72,13 @@
         <w:ind w:left="720"/>
       </w:pPr>
       <w:r>
-        <w:t>**Key insight:** Treat Markdown → DOCX as a compilation step, not a one-off export.</w:t>
+        <w:rPr>
+          <w:b/>
+        </w:rPr>
+        <w:t>Key insight:</w:t>
+      </w:r>
+      <w:r>
+        <w:t xml:space="preserve"> Treat Markdown → DOCX as a compilation step, not a one-off export.</w:t>
       </w:r>
     </w:p>
     <w:p>
@@ -92,9 +98,53 @@
       </w:r>
     </w:p>
     <w:p>
+      <w:pPr>
+        <w:jc w:val="left"/>
+      </w:pPr>
       <w:r>
-        <w:t>![Architecture](architecture.png)</w:t>
+        <w:drawing>
+          <wp:inline xmlns:a="http://schemas.openxmlformats.org/drawingml/2006/main" xmlns:pic="http://schemas.openxmlformats.org/drawingml/2006/picture">
+            <wp:extent cx="4572000" cy="1270000"/>
+            <wp:docPr id="1" name="Picture 1"/>
+            <wp:cNvGraphicFramePr>
+              <a:graphicFrameLocks noChangeAspect="1"/>
+            </wp:cNvGraphicFramePr>
+            <a:graphic>
+              <a:graphicData uri="http://schemas.openxmlformats.org/drawingml/2006/picture">
+                <pic:pic>
+                  <pic:nvPicPr>
+                    <pic:cNvPr id="0" name="architecture.png"/>
+                    <pic:cNvPicPr/>
+                  </pic:nvPicPr>
+                  <pic:blipFill>
+                    <a:blip r:embed="rId11"/>
+                    <a:stretch>
+                      <a:fillRect/>
+                    </a:stretch>
+                  </pic:blipFill>
+                  <pic:spPr>
+                    <a:xfrm>
+                      <a:off x="0" y="0"/>
+                      <a:ext cx="4572000" cy="1270000"/>
+                    </a:xfrm>
+                    <a:prstGeom prst="rect"/>
+                  </pic:spPr>
+                </pic:pic>
+              </a:graphicData>
+            </a:graphic>
+          </wp:inline>
+        </w:drawing>
       </w:r>
+    </w:p>
+    <w:p>
+      <w:bookmarkStart w:id="1" w:name="fig-fig-1"/>
+      <w:pPr>
+        <w:pStyle w:val="Caption"/>
+      </w:pPr>
+      <w:r>
+        <w:t>Figure 1. Architecture</w:t>
+      </w:r>
+      <w:bookmarkEnd w:id="1"/>
     </w:p>
     <w:p>
       <w:pPr>
@@ -212,7 +262,14 @@
           <w:p>
             <w:r/>
             <w:r>
-              <w:t>Raw `.md`</w:t>
+              <w:t xml:space="preserve">Raw </w:t>
+            </w:r>
+            <w:r>
+              <w:rPr>
+                <w:rFonts w:ascii="Consolas" w:hAnsi="Consolas"/>
+                <w:sz w:val="18"/>
+              </w:rPr>
+              <w:t>.md</w:t>
             </w:r>
           </w:p>
         </w:tc>
@@ -223,7 +280,14 @@
           <w:p>
             <w:r/>
             <w:r>
-              <w:t>Cleaned `.md`</w:t>
+              <w:t xml:space="preserve">Cleaned </w:t>
+            </w:r>
+            <w:r>
+              <w:rPr>
+                <w:rFonts w:ascii="Consolas" w:hAnsi="Consolas"/>
+                <w:sz w:val="18"/>
+              </w:rPr>
+              <w:t>.md</w:t>
             </w:r>
           </w:p>
         </w:tc>
@@ -247,7 +311,7 @@
           <w:p>
             <w:r/>
             <w:r>
-              <w:t>Mermaid (optional)</w:t>
+              <w:t>Parse</w:t>
             </w:r>
           </w:p>
         </w:tc>
@@ -258,7 +322,14 @@
           <w:p>
             <w:r/>
             <w:r>
-              <w:t>` ```mermaid ` blocks</w:t>
+              <w:t xml:space="preserve">Cleaned </w:t>
+            </w:r>
+            <w:r>
+              <w:rPr>
+                <w:rFonts w:ascii="Consolas" w:hAnsi="Consolas"/>
+                <w:sz w:val="18"/>
+              </w:rPr>
+              <w:t>.md</w:t>
             </w:r>
           </w:p>
         </w:tc>
@@ -269,7 +340,7 @@
           <w:p>
             <w:r/>
             <w:r>
-              <w:t>PNG images</w:t>
+              <w:t>Document AST</w:t>
             </w:r>
           </w:p>
         </w:tc>
@@ -280,7 +351,7 @@
           <w:p>
             <w:r/>
             <w:r>
-              <w:t>Requires `mmdc` when fences present</w:t>
+              <w:t>markdown-it-py + plugins</w:t>
             </w:r>
           </w:p>
         </w:tc>
@@ -293,7 +364,7 @@
           <w:p>
             <w:r/>
             <w:r>
-              <w:t>Pandoc</w:t>
+              <w:t>Transform</w:t>
             </w:r>
           </w:p>
         </w:tc>
@@ -304,7 +375,7 @@
           <w:p>
             <w:r/>
             <w:r>
-              <w:t>GFM Markdown</w:t>
+              <w:t>Document AST</w:t>
             </w:r>
           </w:p>
         </w:tc>
@@ -315,7 +386,7 @@
           <w:p>
             <w:r/>
             <w:r>
-              <w:t>`.docx`</w:t>
+              <w:t>Enriched AST</w:t>
             </w:r>
           </w:p>
         </w:tc>
@@ -326,7 +397,7 @@
           <w:p>
             <w:r/>
             <w:r>
-              <w:t>Reference template + Lua filter</w:t>
+              <w:t>TOC, numbering, Mermaid/math/captions</w:t>
             </w:r>
           </w:p>
         </w:tc>
@@ -339,7 +410,7 @@
           <w:p>
             <w:r/>
             <w:r>
-              <w:t>Post-check</w:t>
+              <w:t>Render</w:t>
             </w:r>
           </w:p>
         </w:tc>
@@ -350,7 +421,7 @@
           <w:p>
             <w:r/>
             <w:r>
-              <w:t>`.docx`</w:t>
+              <w:t>Document AST</w:t>
             </w:r>
           </w:p>
         </w:tc>
@@ -361,7 +432,11 @@
           <w:p>
             <w:r/>
             <w:r>
-              <w:t>Verified output</w:t>
+              <w:rPr>
+                <w:rFonts w:ascii="Consolas" w:hAnsi="Consolas"/>
+                <w:sz w:val="18"/>
+              </w:rPr>
+              <w:t>.docx</w:t>
             </w:r>
           </w:p>
         </w:tc>
@@ -372,7 +447,7 @@
           <w:p>
             <w:r/>
             <w:r>
-              <w:t>Source `.md` unchanged (SHA256)</w:t>
+              <w:t>python-docx + reference template</w:t>
             </w:r>
           </w:p>
         </w:tc>
@@ -398,7 +473,30 @@
         </w:numPr>
       </w:pPr>
       <w:r>
-        <w:t>**CLI layer** — discovers files, handles batch conversion, `--dry-run`, `--output-dir`</w:t>
+        <w:rPr>
+          <w:b/>
+        </w:rPr>
+        <w:t>CLI layer</w:t>
+      </w:r>
+      <w:r>
+        <w:t xml:space="preserve"> — discovers files, handles batch conversion, </w:t>
+      </w:r>
+      <w:r>
+        <w:rPr>
+          <w:rFonts w:ascii="Consolas" w:hAnsi="Consolas"/>
+          <w:sz w:val="18"/>
+        </w:rPr>
+        <w:t>--dry-run</w:t>
+      </w:r>
+      <w:r>
+        <w:t xml:space="preserve">, </w:t>
+      </w:r>
+      <w:r>
+        <w:rPr>
+          <w:rFonts w:ascii="Consolas" w:hAnsi="Consolas"/>
+          <w:sz w:val="18"/>
+        </w:rPr>
+        <w:t>--output-dir</w:t>
       </w:r>
     </w:p>
     <w:p>
@@ -410,7 +508,13 @@
         </w:numPr>
       </w:pPr>
       <w:r>
-        <w:t>**Normalizer** — CJK-aware heading numbers, list spacing, code fence fixes</w:t>
+        <w:rPr>
+          <w:b/>
+        </w:rPr>
+        <w:t>Normalizer</w:t>
+      </w:r>
+      <w:r>
+        <w:t xml:space="preserve"> — CJK-aware heading numbers, list spacing, code fence fixes</w:t>
       </w:r>
     </w:p>
     <w:p>
@@ -422,7 +526,13 @@
         </w:numPr>
       </w:pPr>
       <w:r>
-        <w:t>**Converter** — orchestrates pandoc subprocess with bundled assets</w:t>
+        <w:rPr>
+          <w:b/>
+        </w:rPr>
+        <w:t>Converter</w:t>
+      </w:r>
+      <w:r>
+        <w:t xml:space="preserve"> — parses Markdown to Document AST and renders DOCX</w:t>
       </w:r>
     </w:p>
     <w:p>
@@ -434,7 +544,13 @@
         </w:numPr>
       </w:pPr>
       <w:r>
-        <w:t>**Reference template** — YaHei body, Consolas code, compact table style</w:t>
+        <w:rPr>
+          <w:b/>
+        </w:rPr>
+        <w:t>Reference template</w:t>
+      </w:r>
+      <w:r>
+        <w:t xml:space="preserve"> — YaHei body, Consolas code, compact table style</w:t>
       </w:r>
     </w:p>
     <w:p>
@@ -461,7 +577,7 @@
     </w:p>
     <w:p>
       <w:r>
-        <w:t>The normalizer applies deterministic transforms before pandoc sees the file:</w:t>
+        <w:t>The normalizer applies deterministic transforms before parsing:</w:t>
       </w:r>
     </w:p>
     <w:p>
@@ -525,7 +641,7 @@
         <w:t xml:space="preserve">1.3.2 </w:t>
       </w:r>
       <w:r>
-        <w:t>Pandoc Invocation</w:t>
+        <w:t>Native Invocation</w:t>
       </w:r>
     </w:p>
     <w:p>
@@ -538,47 +654,7 @@
         <w:pStyle w:val="MDCodeBlock"/>
       </w:pPr>
       <w:r>
-        <w:t>pandoc input.md \</w:t>
-      </w:r>
-    </w:p>
-    <w:p>
-      <w:pPr>
-        <w:pStyle w:val="MDCodeBlock"/>
-      </w:pPr>
-      <w:r>
-        <w:t xml:space="preserve">  - -from gfm+yaml_metadata_block \</w:t>
-      </w:r>
-    </w:p>
-    <w:p>
-      <w:pPr>
-        <w:pStyle w:val="MDCodeBlock"/>
-      </w:pPr>
-      <w:r>
-        <w:t xml:space="preserve">  - -to docx \</w:t>
-      </w:r>
-    </w:p>
-    <w:p>
-      <w:pPr>
-        <w:pStyle w:val="MDCodeBlock"/>
-      </w:pPr>
-      <w:r>
-        <w:t xml:space="preserve">  - -reference-doc reference-wecom.docx \</w:t>
-      </w:r>
-    </w:p>
-    <w:p>
-      <w:pPr>
-        <w:pStyle w:val="MDCodeBlock"/>
-      </w:pPr>
-      <w:r>
-        <w:t xml:space="preserve">  - -lua-filter wecom-layout.lua \</w:t>
-      </w:r>
-    </w:p>
-    <w:p>
-      <w:pPr>
-        <w:pStyle w:val="MDCodeBlock"/>
-      </w:pPr>
-      <w:r>
-        <w:t xml:space="preserve">  - -dpi 150</w:t>
+        <w:t>./bin/convert input.md --preset technical --toc --numbering</w:t>
       </w:r>
     </w:p>
     <w:p>
@@ -689,7 +765,7 @@
           <w:p>
             <w:r/>
             <w:r>
-              <w:t>macOS, pandoc 3.x</w:t>
+              <w:t>macOS, Python 3.10+</w:t>
             </w:r>
           </w:p>
         </w:tc>
@@ -759,7 +835,17 @@
           <w:p>
             <w:r/>
             <w:r>
-              <w:t>Depends on `mmdc` + browser</w:t>
+              <w:t xml:space="preserve">Depends on </w:t>
+            </w:r>
+            <w:r>
+              <w:rPr>
+                <w:rFonts w:ascii="Consolas" w:hAnsi="Consolas"/>
+                <w:sz w:val="18"/>
+              </w:rPr>
+              <w:t>mmdc</w:t>
+            </w:r>
+            <w:r>
+              <w:t xml:space="preserve"> + browser</w:t>
             </w:r>
           </w:p>
         </w:tc>
@@ -821,7 +907,7 @@
         </w:numPr>
       </w:pPr>
       <w:r>
-        <w:t>Subprocess isolation for pandoc and mmdc</w:t>
+        <w:t>Optional Mermaid rendering via mmdc</w:t>
       </w:r>
     </w:p>
     <w:p>
@@ -837,7 +923,17 @@
     </w:p>
     <w:p>
       <w:r>
-        <w:t>The reference template sets `zh-CN` theme language and uses Microsoft YaHei for body text. English headings and code remain in Consolas. Mixed Chinese/English paragraphs render correctly without manual font switching.</w:t>
+        <w:t xml:space="preserve">The reference template sets </w:t>
+      </w:r>
+      <w:r>
+        <w:rPr>
+          <w:rFonts w:ascii="Consolas" w:hAnsi="Consolas"/>
+          <w:sz w:val="18"/>
+        </w:rPr>
+        <w:t>zh-CN</w:t>
+      </w:r>
+      <w:r>
+        <w:t xml:space="preserve"> theme language and uses Microsoft YaHei for body text. English headings and code remain in Consolas. Mixed Chinese/English paragraphs render correctly without manual font switching.</w:t>
       </w:r>
     </w:p>
     <w:p>
@@ -876,7 +972,7 @@
         </w:numPr>
       </w:pPr>
       <w:r>
-        <w:t>Native Document AST (v0.2) — reduce pandoc coupling</w:t>
+        <w:t>Additional template presets and plugin hooks</w:t>
       </w:r>
     </w:p>
     <w:p>
@@ -951,7 +1047,7 @@
         </w:numPr>
       </w:pPr>
       <w:r>
-        <w:t>Pandoc User's Guide — https://pandoc.org/MANUAL.html</w:t>
+        <w:t>md-to-docx documentation — https://github.com/sunliang11/md-to-docx</w:t>
       </w:r>
     </w:p>
     <w:p>
